--- a/0800122-42.2025 - Francisca Sousa/Contrarrazões ao agravo de instrumento - Francisca Sousa da Silva.docx
+++ b/0800122-42.2025 - Francisca Sousa/Contrarrazões ao agravo de instrumento - Francisca Sousa da Silva.docx
@@ -233,6 +233,37 @@
         <w:rPr>
           <w:rFonts w:ascii="Lora Medium" w:hAnsi="Lora Medium" w:cs="Lora Medium" w:eastAsia="Lora Medium"/>
         </w:rPr>
+        <w:t>O Superior Tribunal de Justiça reconhece a nulidade dos atos praticados sem a suspensão do processo após a morte da parte quando há prejuízo aos interessados. É o caso: a tutela recursal foi deferida sem que a agravada pudesse se manifestar.</w:t>
+      </w:r>
+    </w:p>
+    <w:p>
+      <w:pPr>
+        <w:spacing w:before="160" w:after="200" w:line="240" w:lineRule="auto"/>
+        <w:ind w:left="2270" w:right="570"/>
+        <w:jc w:val="both"/>
+        <w:pBdr>
+          <w:top w:val="single" w:color="9AA0A6" w:sz="4" w:space="6"/>
+        </w:pBdr>
+      </w:pPr>
+      <w:r>
+        <w:rPr>
+          <w:rFonts w:ascii="Lora Medium" w:hAnsi="Lora Medium" w:cs="Lora Medium" w:eastAsia="Lora Medium"/>
+          <w:i/>
+          <w:sz w:val="18"/>
+        </w:rPr>
+        <w:t>(...) 1. Segundo jurisprudência desta Corte Superior, se demonstrado efetivo prejuízo aos interessados, deverá ser declarada a nulidade dos atos processuais por falta de suspensão do feito a partir da morte da parte, em razão de inobservância do art. 313, I, do CPC, tal como ocorreu na hipótese dos autos. 2. Agravo interno desprovido. (STJ, AgInt no REsp 1.986.188/MG, Quarta Turma, julgado em 30/05/2022, DJe 02/06/2022)</w:t>
+      </w:r>
+    </w:p>
+    <w:p>
+      <w:pPr>
+        <w:spacing w:line="360" w:lineRule="auto" w:after="60"/>
+        <w:ind w:firstLine="850"/>
+        <w:jc w:val="both"/>
+      </w:pPr>
+      <w:r>
+        <w:rPr>
+          <w:rFonts w:ascii="Lora Medium" w:hAnsi="Lora Medium" w:cs="Lora Medium" w:eastAsia="Lora Medium"/>
+        </w:rPr>
         <w:t xml:space="preserve">Os sucessores apresentam desde logo estas contrarrazões, em atenção à celeridade, </w:t>
       </w:r>
       <w:r>
@@ -722,6 +753,37 @@
         <w:rPr>
           <w:rFonts w:ascii="Lora Medium" w:hAnsi="Lora Medium" w:cs="Lora Medium" w:eastAsia="Lora Medium"/>
         </w:rPr>
+        <w:t>O Superior Tribunal de Justiça já decidiu exatamente esta questão: fatos anteriores à sentença, ainda que apresentados como “novos”, não podem ser discutidos em impugnação ao cumprimento de sentença.</w:t>
+      </w:r>
+    </w:p>
+    <w:p>
+      <w:pPr>
+        <w:spacing w:before="160" w:after="200" w:line="240" w:lineRule="auto"/>
+        <w:ind w:left="2270" w:right="570"/>
+        <w:jc w:val="both"/>
+        <w:pBdr>
+          <w:top w:val="single" w:color="9AA0A6" w:sz="4" w:space="6"/>
+        </w:pBdr>
+      </w:pPr>
+      <w:r>
+        <w:rPr>
+          <w:rFonts w:ascii="Lora Medium" w:hAnsi="Lora Medium" w:cs="Lora Medium" w:eastAsia="Lora Medium"/>
+          <w:i/>
+          <w:sz w:val="18"/>
+        </w:rPr>
+        <w:t>(...) 3. Segundo a jurisprudência do STJ, no cumprimento de sentença não se admite a rediscussão das matérias decididas na formação do título executivo judicial. (...) 4. Ademais, a ratio essendi da norma prevista no art. 525, § 1º, VII, do CPC/2015, é viabilizar ao executado a discussão de causas impeditivas, modificativas e extintivas que, além de supervenientes a sentença, ainda não foram objeto de decisão por parte do órgão jurisdicional. Precedentes. 4.1. No caso em tela, os fatos alegadamente novos, em verdade, são anteriores à própria fase de conhecimento, circunstância que não legitima seu debate em sede de impugnação ao cumprimento de sentença. (STJ, AgInt no AREsp 2.394.260/SP, Rel. Min. Marco Buzzi, Quarta Turma, julgado em 16/06/2025, DJEN 24/06/2025)</w:t>
+      </w:r>
+    </w:p>
+    <w:p>
+      <w:pPr>
+        <w:spacing w:line="360" w:lineRule="auto" w:after="60"/>
+        <w:ind w:firstLine="850"/>
+        <w:jc w:val="both"/>
+      </w:pPr>
+      <w:r>
+        <w:rPr>
+          <w:rFonts w:ascii="Lora Medium" w:hAnsi="Lora Medium" w:cs="Lora Medium" w:eastAsia="Lora Medium"/>
+        </w:rPr>
         <w:t>Feito o cotejo determinado por Vossa Excelência, a conclusão é a mesma da decisão agravada: a pretensão do banco é, de fato, rediscussão do mérito já julgado.</w:t>
       </w:r>
     </w:p>
@@ -857,6 +919,68 @@
         <w:rPr>
           <w:rFonts w:ascii="Lora Medium" w:hAnsi="Lora Medium" w:cs="Lora Medium" w:eastAsia="Lora Medium"/>
         </w:rPr>
+        <w:t>O Superior Tribunal de Justiça manteve acórdão que, em impugnação ao cumprimento de sentença, rejeitou a tese de quitação baseada em lançamento contábil sem prova de pagamento efetivo:</w:t>
+      </w:r>
+    </w:p>
+    <w:p>
+      <w:pPr>
+        <w:spacing w:before="160" w:after="200" w:line="240" w:lineRule="auto"/>
+        <w:ind w:left="2270" w:right="570"/>
+        <w:jc w:val="both"/>
+        <w:pBdr>
+          <w:top w:val="single" w:color="9AA0A6" w:sz="4" w:space="6"/>
+        </w:pBdr>
+      </w:pPr>
+      <w:r>
+        <w:rPr>
+          <w:rFonts w:ascii="Lora Medium" w:hAnsi="Lora Medium" w:cs="Lora Medium" w:eastAsia="Lora Medium"/>
+          <w:i/>
+          <w:sz w:val="18"/>
+        </w:rPr>
+        <w:t>(...) 2. No caso, o Tribunal de Justiça, com arrimo no acervo fático-probatório carreado aos autos, concluiu, entre outros fundamentos, quanto à alegada quitação da dívida, que “não foi apresentada qualquer documentação hábil ou idônea que comprove que o lançamento contábil em questão representa um pagamento efetivo realizado pelo Requerente/Apelante e, por conseguinte, devesse ser computado como crédito em seu favor”. (...) (STJ, AgInt no AREsp 2.962.391/MS, Rel. Min. Raul Araújo, Quarta Turma, julgado em 09/02/2026, DJEN 13/02/2026)</w:t>
+      </w:r>
+    </w:p>
+    <w:p>
+      <w:pPr>
+        <w:spacing w:line="360" w:lineRule="auto" w:after="60"/>
+        <w:ind w:firstLine="850"/>
+        <w:jc w:val="both"/>
+      </w:pPr>
+      <w:r>
+        <w:rPr>
+          <w:rFonts w:ascii="Lora Medium" w:hAnsi="Lora Medium" w:cs="Lora Medium" w:eastAsia="Lora Medium"/>
+        </w:rPr>
+        <w:t>No mesmo sentido, este Egrégio Tribunal de Justiça exige prova idônea da efetiva entrega de valores ao consumidor e recusa documentos unilaterais produzidos pela instituição financeira:</w:t>
+      </w:r>
+    </w:p>
+    <w:p>
+      <w:pPr>
+        <w:spacing w:before="160" w:after="200" w:line="240" w:lineRule="auto"/>
+        <w:ind w:left="2270" w:right="570"/>
+        <w:jc w:val="both"/>
+        <w:pBdr>
+          <w:top w:val="single" w:color="9AA0A6" w:sz="4" w:space="6"/>
+        </w:pBdr>
+      </w:pPr>
+      <w:r>
+        <w:rPr>
+          <w:rFonts w:ascii="Lora Medium" w:hAnsi="Lora Medium" w:cs="Lora Medium" w:eastAsia="Lora Medium"/>
+          <w:i/>
+          <w:sz w:val="18"/>
+        </w:rPr>
+        <w:t>(...) 6. A alegação de existência de TED não se sustenta, pois o documento apresentado não possui autenticidade nem comprova efetiva transferência, tratando-se apenas de print de tela produzido unilateralmente pela instituição financeira, o que é insuficiente para demonstrar a tradição do valor, conforme reiterada jurisprudência deste Tribunal. (...) (TJPI, Embargos de Declaração Cível 0801483-41.2022.8.18.0048, Rel. Des. Olimpio José Passos Galvão, 4ª Câmara Especializada Cível, julgado em 19/06/2026)</w:t>
+      </w:r>
+    </w:p>
+    <w:p>
+      <w:pPr>
+        <w:spacing w:line="360" w:lineRule="auto" w:after="60"/>
+        <w:ind w:firstLine="850"/>
+        <w:jc w:val="both"/>
+      </w:pPr>
+      <w:r>
+        <w:rPr>
+          <w:rFonts w:ascii="Lora Medium" w:hAnsi="Lora Medium" w:cs="Lora Medium" w:eastAsia="Lora Medium"/>
+        </w:rPr>
         <w:t xml:space="preserve">A única conta que o banco já atribuiu à autora, a conta nº 48723-3 da agência 2298 do Banco do Brasil, </w:t>
       </w:r>
       <w:r>
@@ -974,6 +1098,37 @@
         <w:rPr>
           <w:rFonts w:ascii="Lora Medium" w:hAnsi="Lora Medium" w:cs="Lora Medium" w:eastAsia="Lora Medium"/>
         </w:rPr>
+        <w:t>Esta Colenda 3ª Câmara Especializada Cível já assentou que, sem prova de que os valores foram entregues ao consumidor, não há crédito a compensar com a repetição do indébito:</w:t>
+      </w:r>
+    </w:p>
+    <w:p>
+      <w:pPr>
+        <w:spacing w:before="160" w:after="200" w:line="240" w:lineRule="auto"/>
+        <w:ind w:left="2270" w:right="570"/>
+        <w:jc w:val="both"/>
+        <w:pBdr>
+          <w:top w:val="single" w:color="9AA0A6" w:sz="4" w:space="6"/>
+        </w:pBdr>
+      </w:pPr>
+      <w:r>
+        <w:rPr>
+          <w:rFonts w:ascii="Lora Medium" w:hAnsi="Lora Medium" w:cs="Lora Medium" w:eastAsia="Lora Medium"/>
+          <w:i/>
+          <w:sz w:val="18"/>
+        </w:rPr>
+        <w:t>(...) 3. O contrato de mútuo se perfectibiliza com a entrega dos valores; cabia ao banco comprovar essa transferência ao mutuário (art. 373, II, do CPC; Súmula 18 do TJPI). O comprovante de Ordem de Pagamento direcionado a agência bancária, sem confirmação de recebimento pelo próprio consumidor, não se presta a esse fim. (...) 5. Inexistente prova de que os valores foram entregues ao consumidor, não há crédito a compensar; o instituto da compensação pressupõe obrigações recíprocas entre as mesmas partes. (TJPI, Apelação Cível 0802785-53.2022.8.18.0033, Rel. Des. Ricardo Gentil Eulálio Dantas, 3ª Câmara Especializada Cível, julgado em 11/06/2026)</w:t>
+      </w:r>
+    </w:p>
+    <w:p>
+      <w:pPr>
+        <w:spacing w:line="360" w:lineRule="auto" w:after="60"/>
+        <w:ind w:firstLine="850"/>
+        <w:jc w:val="both"/>
+      </w:pPr>
+      <w:r>
+        <w:rPr>
+          <w:rFonts w:ascii="Lora Medium" w:hAnsi="Lora Medium" w:cs="Lora Medium" w:eastAsia="Lora Medium"/>
+        </w:rPr>
         <w:t xml:space="preserve">Mesmo que cada estorno fosse dinheiro efetivamente entregue à autora, ele cobriria no máximo o valor simples das parcelas. A </w:t>
       </w:r>
       <w:r>
@@ -1023,6 +1178,42 @@
           <w:rFonts w:ascii="Lora Medium" w:hAnsi="Lora Medium" w:cs="Lora Medium" w:eastAsia="Lora Medium"/>
         </w:rPr>
         <w:t>A multa e os honorários do art. 523, § 1º, só são afastados quando o devedor deposita voluntariamente a quantia devida, sem condicionar seu levantamento à discussão do débito. Foi o que decidiu o Juízo de origem, com apoio na jurisprudência do STJ (REsp 2.007.874/DF).</w:t>
+      </w:r>
+    </w:p>
+    <w:p>
+      <w:pPr>
+        <w:spacing w:before="160" w:after="200" w:line="240" w:lineRule="auto"/>
+        <w:ind w:left="2270" w:right="570"/>
+        <w:jc w:val="both"/>
+        <w:pBdr>
+          <w:top w:val="single" w:color="9AA0A6" w:sz="4" w:space="6"/>
+        </w:pBdr>
+      </w:pPr>
+      <w:r>
+        <w:rPr>
+          <w:rFonts w:ascii="Lora Medium" w:hAnsi="Lora Medium" w:cs="Lora Medium" w:eastAsia="Lora Medium"/>
+          <w:i/>
+          <w:sz w:val="18"/>
+        </w:rPr>
+        <w:t>(...) 4. A multa e honorários advocatícios a que se refere o § 1º do art. 523 do CPC/2015 serão excluídos apenas se o executado depositar voluntariamente a quantia devida em juízo, sem condicionar seu levantamento a qualquer discussão do débito. 5. Na hipótese dos autos, a recorrida manifestou a sua intenção de depositar o valor executado como forma de garantia do juízo, destacando expressamente que não se tratava de cumprimento voluntário da obrigação, razão pela qual o débito exequendo deve ser acrescido das penalidades previstas no art. 523, § 1º, do CPC/2015. (STJ, REsp 2.007.874/DF, Terceira Turma, julgado em 04/10/2022, DJe 06/10/2022)</w:t>
+      </w:r>
+    </w:p>
+    <w:p>
+      <w:pPr>
+        <w:spacing w:before="160" w:after="200" w:line="240" w:lineRule="auto"/>
+        <w:ind w:left="2270" w:right="570"/>
+        <w:jc w:val="both"/>
+        <w:pBdr>
+          <w:top w:val="single" w:color="9AA0A6" w:sz="4" w:space="6"/>
+        </w:pBdr>
+      </w:pPr>
+      <w:r>
+        <w:rPr>
+          <w:rFonts w:ascii="Lora Medium" w:hAnsi="Lora Medium" w:cs="Lora Medium" w:eastAsia="Lora Medium"/>
+          <w:i/>
+          <w:sz w:val="18"/>
+        </w:rPr>
+        <w:t>(...) São dois os critérios para a incidência da multa e dos honorários previstos no mencionado dispositivo: a intempestividade do pagamento ou a resistência manifestada na fase de cumprimento de sentença. (...) (STJ, REsp 2.090.733/TO, Rel. Min. Nancy Andrighi, Terceira Turma, julgado em 17/10/2023, DJe 27/10/2023)</w:t>
       </w:r>
     </w:p>
     <w:p>
@@ -1195,6 +1386,37 @@
           <w:rFonts w:ascii="Lora Medium" w:hAnsi="Lora Medium" w:cs="Lora Medium" w:eastAsia="Lora Medium"/>
         </w:rPr>
         <w:t>O agravante alterou a verdade dos fatos ao afirmar que os estornos seriam posteriores à formação do título, quando seus próprios documentos mostram o contrário (art. 80, II, do CPC). Insiste em quitação feita, quando muito, a uma conta que sabe não pertencer à autora desde maio de 2025, e interpôs recurso com intuito manifestamente protelatório (art. 80, IV, VI e VII, do CPC).</w:t>
+      </w:r>
+    </w:p>
+    <w:p>
+      <w:pPr>
+        <w:spacing w:line="360" w:lineRule="auto" w:after="60"/>
+        <w:ind w:firstLine="850"/>
+        <w:jc w:val="both"/>
+      </w:pPr>
+      <w:r>
+        <w:rPr>
+          <w:rFonts w:ascii="Lora Medium" w:hAnsi="Lora Medium" w:cs="Lora Medium" w:eastAsia="Lora Medium"/>
+        </w:rPr>
+        <w:t>O Superior Tribunal de Justiça reconhece a litigância de má-fé de quem tenta alterar a verdade dos fatos ao interpor recurso:</w:t>
+      </w:r>
+    </w:p>
+    <w:p>
+      <w:pPr>
+        <w:spacing w:before="160" w:after="200" w:line="240" w:lineRule="auto"/>
+        <w:ind w:left="2270" w:right="570"/>
+        <w:jc w:val="both"/>
+        <w:pBdr>
+          <w:top w:val="single" w:color="9AA0A6" w:sz="4" w:space="6"/>
+        </w:pBdr>
+      </w:pPr>
+      <w:r>
+        <w:rPr>
+          <w:rFonts w:ascii="Lora Medium" w:hAnsi="Lora Medium" w:cs="Lora Medium" w:eastAsia="Lora Medium"/>
+          <w:i/>
+          <w:sz w:val="18"/>
+        </w:rPr>
+        <w:t>(...) 1. Caracterizada a litigância de má-fé dos recorridos, pela tentativa de alterar a verdade dos fatos quando da interposição do agravo em recurso especial, correta sua condenação ao pagamento da multa de 1% sobre o valor da causa, prevista nos arts. 80, II, e 81, caput, do CPC. (...) (STJ, AgInt no AREsp 2.233.898/SC, Rel. Min. Maria Isabel Gallotti, Quarta Turma, julgado em 09/10/2023, DJe 16/10/2023)</w:t>
       </w:r>
     </w:p>
     <w:p>

--- a/0800122-42.2025 - Francisca Sousa/Contrarrazões ao agravo de instrumento - Francisca Sousa da Silva.docx
+++ b/0800122-42.2025 - Francisca Sousa/Contrarrazões ao agravo de instrumento - Francisca Sousa da Silva.docx
@@ -768,32 +768,142 @@
       <w:r>
         <w:rPr>
           <w:rFonts w:ascii="Lora Medium" w:cs="Lora Medium" w:eastAsia="Lora Medium" w:hAnsi="Lora Medium"/>
+          <w:bCs w:val="1"/>
           <w:sz w:val="20"/>
           <w:szCs w:val="20"/>
           <w:rtl w:val="0"/>
         </w:rPr>
-        <w:t xml:space="preserve">c)</w:t>
+        <w:t>c)</w:t>
         <w:tab/>
       </w:r>
       <w:r>
         <w:rPr>
           <w:rFonts w:ascii="Lora Medium" w:cs="Lora Medium" w:eastAsia="Lora Medium" w:hAnsi="Lora Medium"/>
-          <w:b w:val="1"/>
+          <w:b/>
           <w:bCs w:val="1"/>
           <w:sz w:val="20"/>
           <w:szCs w:val="20"/>
           <w:rtl w:val="0"/>
         </w:rPr>
-        <w:t xml:space="preserve">até 29/05/2025</w:t>
-      </w:r>
-      <w:r>
-        <w:rPr>
-          <w:rFonts w:ascii="Lora Medium" w:cs="Lora Medium" w:eastAsia="Lora Medium" w:hAnsi="Lora Medium"/>
+        <w:t>12/05/2025</w:t>
+      </w:r>
+      <w:r>
+        <w:rPr>
+          <w:rFonts w:ascii="Lora Medium" w:cs="Lora Medium" w:eastAsia="Lora Medium" w:hAnsi="Lora Medium"/>
+          <w:bCs w:val="1"/>
           <w:sz w:val="20"/>
           <w:szCs w:val="20"/>
           <w:rtl w:val="0"/>
         </w:rPr>
-        <w:t xml:space="preserve"> – contestação, na qual o banco </w:t>
+        <w:t xml:space="preserve"> – contestação (ID 75506718), na qual o banco </w:t>
+      </w:r>
+      <w:r>
+        <w:rPr>
+          <w:rFonts w:ascii="Lora Medium" w:cs="Lora Medium" w:eastAsia="Lora Medium" w:hAnsi="Lora Medium"/>
+          <w:b/>
+          <w:bCs w:val="1"/>
+          <w:sz w:val="20"/>
+          <w:szCs w:val="20"/>
+          <w:rtl w:val="0"/>
+        </w:rPr>
+        <w:t>já afirmava que os valores descontados haviam sido “devidamente restituídos”</w:t>
+      </w:r>
+      <w:r>
+        <w:rPr>
+          <w:rFonts w:ascii="Lora Medium" w:cs="Lora Medium" w:eastAsia="Lora Medium" w:hAnsi="Lora Medium"/>
+          <w:bCs w:val="1"/>
+          <w:sz w:val="20"/>
+          <w:szCs w:val="20"/>
+          <w:rtl w:val="0"/>
+        </w:rPr>
+        <w:t>, alegação rebatida na réplica (ID 76604920);</w:t>
+      </w:r>
+    </w:p>
+    <w:p>
+      <w:pPr>
+        <w:spacing w:after="0" w:line="360" w:lineRule="auto"/>
+        <w:ind w:left="2267.716535433071" w:hanging="570"/>
+        <w:jc w:val="both"/>
+        <w:rPr>
+          <w:sz w:val="20"/>
+          <w:szCs w:val="20"/>
+        </w:rPr>
+      </w:pPr>
+      <w:r>
+        <w:rPr>
+          <w:rFonts w:ascii="Lora Medium" w:cs="Lora Medium" w:eastAsia="Lora Medium" w:hAnsi="Lora Medium"/>
+          <w:sz w:val="20"/>
+          <w:szCs w:val="20"/>
+          <w:rtl w:val="0"/>
+        </w:rPr>
+        <w:t xml:space="preserve">d)</w:t>
+        <w:tab/>
+      </w:r>
+      <w:r>
+        <w:rPr>
+          <w:rFonts w:ascii="Lora Medium" w:cs="Lora Medium" w:eastAsia="Lora Medium" w:hAnsi="Lora Medium"/>
+          <w:b w:val="1"/>
+          <w:bCs w:val="1"/>
+          <w:sz w:val="20"/>
+          <w:szCs w:val="20"/>
+          <w:rtl w:val="0"/>
+        </w:rPr>
+        <w:t xml:space="preserve">18/06/2025</w:t>
+      </w:r>
+      <w:r>
+        <w:rPr>
+          <w:rFonts w:ascii="Lora Medium" w:cs="Lora Medium" w:eastAsia="Lora Medium" w:hAnsi="Lora Medium"/>
+          <w:sz w:val="20"/>
+          <w:szCs w:val="20"/>
+          <w:rtl w:val="0"/>
+        </w:rPr>
+        <w:t xml:space="preserve"> – estorno das 31 parcelas do contrato nº 365738167-3 (R$ 224,00 cada);</w:t>
+      </w:r>
+      <w:r>
+        <w:rPr>
+          <w:rtl w:val="0"/>
+        </w:rPr>
+      </w:r>
+    </w:p>
+    <w:p>
+      <w:pPr>
+        <w:spacing w:after="0" w:line="360" w:lineRule="auto"/>
+        <w:ind w:left="2267.716535433071" w:hanging="570"/>
+        <w:jc w:val="both"/>
+        <w:rPr>
+          <w:sz w:val="20"/>
+          <w:szCs w:val="20"/>
+        </w:rPr>
+      </w:pPr>
+      <w:r>
+        <w:rPr>
+          <w:rFonts w:ascii="Lora Medium" w:cs="Lora Medium" w:eastAsia="Lora Medium" w:hAnsi="Lora Medium"/>
+          <w:sz w:val="20"/>
+          <w:szCs w:val="20"/>
+          <w:rtl w:val="0"/>
+        </w:rPr>
+        <w:t xml:space="preserve">e)</w:t>
+        <w:tab/>
+      </w:r>
+      <w:r>
+        <w:rPr>
+          <w:rFonts w:ascii="Lora Medium" w:cs="Lora Medium" w:eastAsia="Lora Medium" w:hAnsi="Lora Medium"/>
+          <w:b w:val="1"/>
+          <w:bCs w:val="1"/>
+          <w:sz w:val="20"/>
+          <w:szCs w:val="20"/>
+          <w:rtl w:val="0"/>
+        </w:rPr>
+        <w:t xml:space="preserve">08/08/2025</w:t>
+      </w:r>
+      <w:r>
+        <w:rPr>
+          <w:rFonts w:ascii="Lora Medium" w:cs="Lora Medium" w:eastAsia="Lora Medium" w:hAnsi="Lora Medium"/>
+          <w:sz w:val="20"/>
+          <w:szCs w:val="20"/>
+          <w:rtl w:val="0"/>
+        </w:rPr>
+        <w:t xml:space="preserve"> – </w:t>
       </w:r>
       <w:r>
         <w:rPr>
@@ -806,7 +916,7 @@
           <w:shd w:fill="cfe2f3" w:val="clear"/>
           <w:rtl w:val="0"/>
         </w:rPr>
-        <w:t xml:space="preserve">já alegava ter restituído os valores</w:t>
+        <w:t xml:space="preserve">sentença</w:t>
       </w:r>
       <w:r>
         <w:rPr>
@@ -815,7 +925,7 @@
           <w:szCs w:val="20"/>
           <w:rtl w:val="0"/>
         </w:rPr>
-        <w:t xml:space="preserve">, alegação rebatida na réplica (ID 76604920, pág. 5);</w:t>
+        <w:t xml:space="preserve">, que condenou o banco à restituição sem reconhecer nenhuma devolução;</w:t>
       </w:r>
       <w:r>
         <w:rPr>
@@ -840,7 +950,7 @@
           <w:szCs w:val="20"/>
           <w:rtl w:val="0"/>
         </w:rPr>
-        <w:t xml:space="preserve">d)</w:t>
+        <w:t xml:space="preserve">f)</w:t>
         <w:tab/>
       </w:r>
       <w:r>
@@ -852,7 +962,7 @@
           <w:szCs w:val="20"/>
           <w:rtl w:val="0"/>
         </w:rPr>
-        <w:t xml:space="preserve">18/06/2025</w:t>
+        <w:t xml:space="preserve">19/08/2025</w:t>
       </w:r>
       <w:r>
         <w:rPr>
@@ -861,7 +971,7 @@
           <w:szCs w:val="20"/>
           <w:rtl w:val="0"/>
         </w:rPr>
-        <w:t xml:space="preserve"> – estorno das 31 parcelas do contrato nº 365738167-3 (R$ 224,00 cada);</w:t>
+        <w:t xml:space="preserve"> – embargos de declaração do banco contra a sentença, sem nenhuma menção aos estornos;</w:t>
       </w:r>
       <w:r>
         <w:rPr>
@@ -882,181 +992,82 @@
       <w:r>
         <w:rPr>
           <w:rFonts w:ascii="Lora Medium" w:cs="Lora Medium" w:eastAsia="Lora Medium" w:hAnsi="Lora Medium"/>
+          <w:bCs w:val="1"/>
           <w:sz w:val="20"/>
           <w:szCs w:val="20"/>
           <w:rtl w:val="0"/>
         </w:rPr>
-        <w:t xml:space="preserve">e)</w:t>
+        <w:t>g)</w:t>
         <w:tab/>
       </w:r>
       <w:r>
         <w:rPr>
           <w:rFonts w:ascii="Lora Medium" w:cs="Lora Medium" w:eastAsia="Lora Medium" w:hAnsi="Lora Medium"/>
-          <w:b w:val="1"/>
+          <w:b/>
           <w:bCs w:val="1"/>
           <w:sz w:val="20"/>
           <w:szCs w:val="20"/>
           <w:rtl w:val="0"/>
         </w:rPr>
-        <w:t xml:space="preserve">08/08/2025</w:t>
-      </w:r>
-      <w:r>
-        <w:rPr>
-          <w:rFonts w:ascii="Lora Medium" w:cs="Lora Medium" w:eastAsia="Lora Medium" w:hAnsi="Lora Medium"/>
+        <w:t>08/12/2025</w:t>
+      </w:r>
+      <w:r>
+        <w:rPr>
+          <w:rFonts w:ascii="Lora Medium" w:cs="Lora Medium" w:eastAsia="Lora Medium" w:hAnsi="Lora Medium"/>
+          <w:bCs w:val="1"/>
           <w:sz w:val="20"/>
           <w:szCs w:val="20"/>
           <w:rtl w:val="0"/>
         </w:rPr>
-        <w:t xml:space="preserve"> – </w:t>
-      </w:r>
-      <w:r>
-        <w:rPr>
-          <w:rFonts w:ascii="Lora Medium" w:cs="Lora Medium" w:eastAsia="Lora Medium" w:hAnsi="Lora Medium"/>
-          <w:b w:val="1"/>
-          <w:bCs w:val="1"/>
-          <w:sz w:val="20"/>
-          <w:szCs w:val="20"/>
+        <w:t xml:space="preserve"> – trânsito em julgado, conforme certidão (ID 93346877).</w:t>
+      </w:r>
+    </w:p>
+    <w:p>
+      <w:pPr>
+        <w:spacing w:after="60" w:line="360" w:lineRule="auto"/>
+        <w:ind w:firstLine="850"/>
+        <w:jc w:val="both"/>
+        <w:rPr>
+          <w:rFonts w:ascii="Lora Medium" w:cs="Lora Medium" w:eastAsia="Lora Medium" w:hAnsi="Lora Medium"/>
+        </w:rPr>
+      </w:pPr>
+      <w:r>
+        <w:rPr>
+          <w:rtl w:val="0"/>
+        </w:rPr>
+      </w:r>
+    </w:p>
+    <w:p>
+      <w:pPr>
+        <w:spacing w:after="60" w:line="360" w:lineRule="auto"/>
+        <w:ind w:firstLine="850"/>
+        <w:jc w:val="both"/>
+        <w:rPr/>
+      </w:pPr>
+      <w:r>
+        <w:rPr>
+          <w:rFonts w:ascii="Lora Medium" w:cs="Lora Medium" w:eastAsia="Lora Medium" w:hAnsi="Lora Medium"/>
+          <w:rtl w:val="0"/>
+        </w:rPr>
+        <w:t xml:space="preserve">O art. 525, § 1º, VII, do CPC só admite, na impugnação, causa extintiva da obrigação “</w:t>
+      </w:r>
+      <w:r>
+        <w:rPr>
+          <w:rFonts w:ascii="Lora Medium" w:cs="Lora Medium" w:eastAsia="Lora Medium" w:hAnsi="Lora Medium"/>
+          <w:b w:val="1"/>
+          <w:bCs w:val="1"/>
           <w:u w:val="single"/>
           <w:shd w:fill="cfe2f3" w:val="clear"/>
           <w:rtl w:val="0"/>
         </w:rPr>
-        <w:t xml:space="preserve">sentença</w:t>
-      </w:r>
-      <w:r>
-        <w:rPr>
-          <w:rFonts w:ascii="Lora Medium" w:cs="Lora Medium" w:eastAsia="Lora Medium" w:hAnsi="Lora Medium"/>
-          <w:sz w:val="20"/>
-          <w:szCs w:val="20"/>
-          <w:rtl w:val="0"/>
-        </w:rPr>
-        <w:t xml:space="preserve">, que condenou o banco à restituição sem reconhecer nenhuma devolução;</w:t>
-      </w:r>
-      <w:r>
-        <w:rPr>
-          <w:rtl w:val="0"/>
-        </w:rPr>
-      </w:r>
-    </w:p>
-    <w:p>
-      <w:pPr>
-        <w:spacing w:after="0" w:line="360" w:lineRule="auto"/>
-        <w:ind w:left="2267.716535433071" w:hanging="570"/>
-        <w:jc w:val="both"/>
-        <w:rPr>
-          <w:sz w:val="20"/>
-          <w:szCs w:val="20"/>
-        </w:rPr>
-      </w:pPr>
-      <w:r>
-        <w:rPr>
-          <w:rFonts w:ascii="Lora Medium" w:cs="Lora Medium" w:eastAsia="Lora Medium" w:hAnsi="Lora Medium"/>
-          <w:sz w:val="20"/>
-          <w:szCs w:val="20"/>
-          <w:rtl w:val="0"/>
-        </w:rPr>
-        <w:t xml:space="preserve">f)</w:t>
-        <w:tab/>
-      </w:r>
-      <w:r>
-        <w:rPr>
-          <w:rFonts w:ascii="Lora Medium" w:cs="Lora Medium" w:eastAsia="Lora Medium" w:hAnsi="Lora Medium"/>
-          <w:b w:val="1"/>
-          <w:bCs w:val="1"/>
-          <w:sz w:val="20"/>
-          <w:szCs w:val="20"/>
-          <w:rtl w:val="0"/>
-        </w:rPr>
-        <w:t xml:space="preserve">19/08/2025</w:t>
-      </w:r>
-      <w:r>
-        <w:rPr>
-          <w:rFonts w:ascii="Lora Medium" w:cs="Lora Medium" w:eastAsia="Lora Medium" w:hAnsi="Lora Medium"/>
-          <w:sz w:val="20"/>
-          <w:szCs w:val="20"/>
-          <w:rtl w:val="0"/>
-        </w:rPr>
-        <w:t xml:space="preserve"> – embargos de declaração do banco contra a sentença, sem nenhuma menção aos estornos;</w:t>
-      </w:r>
-      <w:r>
-        <w:rPr>
-          <w:rtl w:val="0"/>
-        </w:rPr>
-      </w:r>
-    </w:p>
-    <w:p>
-      <w:pPr>
-        <w:spacing w:after="0" w:line="360" w:lineRule="auto"/>
-        <w:ind w:left="2267.716535433071" w:hanging="570"/>
-        <w:jc w:val="both"/>
-        <w:rPr>
-          <w:sz w:val="20"/>
-          <w:szCs w:val="20"/>
-        </w:rPr>
-      </w:pPr>
-      <w:r>
-        <w:rPr>
-          <w:rFonts w:ascii="Lora Medium" w:cs="Lora Medium" w:eastAsia="Lora Medium" w:hAnsi="Lora Medium"/>
-          <w:sz w:val="20"/>
-          <w:szCs w:val="20"/>
-          <w:rtl w:val="0"/>
-        </w:rPr>
-        <w:t xml:space="preserve">g)</w:t>
-        <w:tab/>
-      </w:r>
-      <w:r>
-        <w:rPr>
-          <w:rFonts w:ascii="Lora Medium" w:cs="Lora Medium" w:eastAsia="Lora Medium" w:hAnsi="Lora Medium"/>
-          <w:b w:val="1"/>
-          <w:bCs w:val="1"/>
-          <w:sz w:val="20"/>
-          <w:szCs w:val="20"/>
-          <w:rtl w:val="0"/>
-        </w:rPr>
-        <w:t xml:space="preserve">08/12/2025</w:t>
-      </w:r>
-      <w:r>
-        <w:rPr>
-          <w:rFonts w:ascii="Lora Medium" w:cs="Lora Medium" w:eastAsia="Lora Medium" w:hAnsi="Lora Medium"/>
-          <w:sz w:val="20"/>
-          <w:szCs w:val="20"/>
-          <w:rtl w:val="0"/>
-        </w:rPr>
-        <w:t xml:space="preserve"> – trânsito em julgado.</w:t>
-      </w:r>
-      <w:r>
-        <w:rPr>
-          <w:rtl w:val="0"/>
-        </w:rPr>
-      </w:r>
-    </w:p>
-    <w:p>
-      <w:pPr>
-        <w:spacing w:after="60" w:line="360" w:lineRule="auto"/>
-        <w:ind w:firstLine="850"/>
-        <w:jc w:val="both"/>
-        <w:rPr>
-          <w:rFonts w:ascii="Lora Medium" w:cs="Lora Medium" w:eastAsia="Lora Medium" w:hAnsi="Lora Medium"/>
-        </w:rPr>
-      </w:pPr>
-      <w:r>
-        <w:rPr>
-          <w:rtl w:val="0"/>
-        </w:rPr>
-      </w:r>
-    </w:p>
-    <w:p>
-      <w:pPr>
-        <w:spacing w:after="60" w:line="360" w:lineRule="auto"/>
-        <w:ind w:firstLine="850"/>
-        <w:jc w:val="both"/>
-        <w:rPr/>
-      </w:pPr>
-      <w:r>
-        <w:rPr>
-          <w:rFonts w:ascii="Lora Medium" w:cs="Lora Medium" w:eastAsia="Lora Medium" w:hAnsi="Lora Medium"/>
-          <w:rtl w:val="0"/>
-        </w:rPr>
-        <w:t xml:space="preserve">O art. 525, § 1º, VII, do CPC só admite, na impugnação, causa extintiva da obrigação “</w:t>
+        <w:t xml:space="preserve">desde que superveniente à sentença</w:t>
+      </w:r>
+      <w:r>
+        <w:rPr>
+          <w:rFonts w:ascii="Lora Medium" w:cs="Lora Medium" w:eastAsia="Lora Medium" w:hAnsi="Lora Medium"/>
+          <w:rtl w:val="0"/>
+        </w:rPr>
+        <w:t xml:space="preserve">”. Os estornos são de março e junho de 2025, de dois a quatro meses </w:t>
       </w:r>
       <w:r>
         <w:rPr>
@@ -1067,24 +1078,6 @@
           <w:shd w:fill="cfe2f3" w:val="clear"/>
           <w:rtl w:val="0"/>
         </w:rPr>
-        <w:t xml:space="preserve">desde que superveniente à sentença</w:t>
-      </w:r>
-      <w:r>
-        <w:rPr>
-          <w:rFonts w:ascii="Lora Medium" w:cs="Lora Medium" w:eastAsia="Lora Medium" w:hAnsi="Lora Medium"/>
-          <w:rtl w:val="0"/>
-        </w:rPr>
-        <w:t xml:space="preserve">”. Os estornos são de março e junho de 2025, de dois a quatro meses </w:t>
-      </w:r>
-      <w:r>
-        <w:rPr>
-          <w:rFonts w:ascii="Lora Medium" w:cs="Lora Medium" w:eastAsia="Lora Medium" w:hAnsi="Lora Medium"/>
-          <w:b w:val="1"/>
-          <w:bCs w:val="1"/>
-          <w:u w:val="single"/>
-          <w:shd w:fill="cfe2f3" w:val="clear"/>
-          <w:rtl w:val="0"/>
-        </w:rPr>
         <w:t xml:space="preserve">antes</w:t>
       </w:r>
       <w:r>
@@ -1098,6 +1091,49 @@
         <w:rPr>
           <w:rtl w:val="0"/>
         </w:rPr>
+      </w:r>
+    </w:p>
+    <w:p>
+      <w:pPr>
+        <w:spacing w:after="60" w:line="360" w:lineRule="auto"/>
+        <w:ind w:firstLine="850"/>
+        <w:jc w:val="both"/>
+        <w:rPr/>
+      </w:pPr>
+      <w:r>
+        <w:rPr>
+          <w:rFonts w:ascii="Lora Medium" w:cs="Lora Medium" w:eastAsia="Lora Medium" w:hAnsi="Lora Medium"/>
+          <w:rtl w:val="0"/>
+        </w:rPr>
+        <w:t xml:space="preserve">A contestação, apresentada em 12/05/2025 (ID 75506718 da origem), é expressa:</w:t>
+      </w:r>
+    </w:p>
+    <w:p>
+      <w:pPr>
+        <w:pBdr>
+          <w:top w:color="9aa0a6" w:space="6" w:sz="4" w:val="single"/>
+        </w:pBdr>
+        <w:spacing w:after="200" w:before="160" w:line="240" w:lineRule="auto"/>
+        <w:ind w:left="2270" w:right="570" w:firstLine="0"/>
+        <w:jc w:val="both"/>
+        <w:rPr>
+          <w:rFonts w:ascii="Lora Medium" w:cs="Lora Medium" w:eastAsia="Lora Medium" w:hAnsi="Lora Medium"/>
+          <w:i w:val="1"/>
+          <w:iCs w:val="1"/>
+          <w:sz w:val="18"/>
+          <w:szCs w:val="18"/>
+        </w:rPr>
+      </w:pPr>
+      <w:r>
+        <w:rPr>
+          <w:rFonts w:ascii="Lora Medium" w:cs="Lora Medium" w:eastAsia="Lora Medium" w:hAnsi="Lora Medium"/>
+          <w:i w:val="1"/>
+          <w:iCs w:val="1"/>
+          <w:sz w:val="18"/>
+          <w:szCs w:val="18"/>
+          <w:rtl w:val="0"/>
+        </w:rPr>
+        <w:t xml:space="preserve">Ao liquidar a operação e restituir valores, o banco demonstrou sua responsabilidade em lidar com situações de fraude de maneira eficiente e ética. (...) Impende registrar que os valores descontados já foram devidamente restituídos, não havendo que se falar de descontos contínuos e de necessidade de resolução, o que reforça a atitude de boa-fé do Banco PAN. De acordo com os dados fornecidos no demonstrativo, fica claro que a operação foi baixada e ocorreu o estorno das parcelas descontadas. O autor já obteve a satisfação de sua pretensão, não necessitando mais da intervenção do Poder Judiciário (...).</w:t>
       </w:r>
     </w:p>
     <w:p>
@@ -1340,6 +1376,21 @@
     </w:p>
     <w:p>
       <w:pPr>
+        <w:spacing w:after="60" w:line="360" w:lineRule="auto"/>
+        <w:ind w:firstLine="850"/>
+        <w:jc w:val="both"/>
+        <w:rPr/>
+      </w:pPr>
+      <w:r>
+        <w:rPr>
+          <w:rFonts w:ascii="Lora Medium" w:cs="Lora Medium" w:eastAsia="Lora Medium" w:hAnsi="Lora Medium"/>
+          <w:rtl w:val="0"/>
+        </w:rPr>
+        <w:t xml:space="preserve">Há mais. Em 12/05/2025, na contestação, o banco afirmou que todos os valores descontados “já foram devidamente restituídos”. Pelo seu próprio demonstrativo, porém, as 31 parcelas do contrato nº 365738167-3 só foram estornadas em 18/06/2025, mais de um mês depois. O banco afirmou em juízo uma restituição que, para esse contrato, sequer tinha sido lançada.</w:t>
+      </w:r>
+    </w:p>
+    <w:p>
+      <w:pPr>
         <w:keepNext w:val="1"/>
         <w:tabs>
           <w:tab w:val="left" w:leader="none" w:pos="700"/>
@@ -1547,6 +1598,21 @@
         <w:rPr>
           <w:rtl w:val="0"/>
         </w:rPr>
+      </w:r>
+    </w:p>
+    <w:p>
+      <w:pPr>
+        <w:spacing w:after="60" w:line="360" w:lineRule="auto"/>
+        <w:ind w:firstLine="850"/>
+        <w:jc w:val="both"/>
+        <w:rPr/>
+      </w:pPr>
+      <w:r>
+        <w:rPr>
+          <w:rFonts w:ascii="Lora Medium" w:cs="Lora Medium" w:eastAsia="Lora Medium" w:hAnsi="Lora Medium"/>
+          <w:rtl w:val="0"/>
+        </w:rPr>
+        <w:t xml:space="preserve">O único documento de transferência que o banco juntou foi o “Recibo de Transferência via SPB” de 19/10/2022 (ID 77594125 da origem), produzido por ele próprio, que trata da liberação dos empréstimos, e não de qualquer devolução. Ele aponta como destino exatamente a conta nº 48723-3 da agência 2298, que o Banco do Brasil declarou não pertencer à autora. Para os estornos, o banco não juntou nem mesmo um documento desse tipo.</w:t>
       </w:r>
     </w:p>
     <w:p>

--- a/0800122-42.2025 - Francisca Sousa/Contrarrazões ao agravo de instrumento - Francisca Sousa da Silva.docx
+++ b/0800122-42.2025 - Francisca Sousa/Contrarrazões ao agravo de instrumento - Francisca Sousa da Silva.docx
@@ -1105,6 +1105,21 @@
           <w:rFonts w:ascii="Lora Medium" w:cs="Lora Medium" w:eastAsia="Lora Medium" w:hAnsi="Lora Medium"/>
           <w:rtl w:val="0"/>
         </w:rPr>
+        <w:t xml:space="preserve">As datas que aparecem no cabeçalho do demonstrativo (“Prc.: 25/11/2025”, “Sist.: 26/11/2025” e “Cont.: 21/11/2025”) não se referem aos estornos. Elas se repetem, idênticas, em todas as páginas do relatório e indicam apenas a sua emissão, feita três dias antes da juntada aos autos, em 28/11/2025. A data de cada lançamento consta da coluna própria (“DT. PGTO”), linha por linha, e é sempre 28/03/2025 ou 18/06/2025. Tanto é assim que, já na contestação de 12/05/2025, o banco afirmava que “ocorreu o estorno das parcelas descontadas”, e a decisão que deferiu a tutela recursal registrou “lançamentos datados de 18/06/2025”.</w:t>
+      </w:r>
+    </w:p>
+    <w:p>
+      <w:pPr>
+        <w:spacing w:after="60" w:line="360" w:lineRule="auto"/>
+        <w:ind w:firstLine="850"/>
+        <w:jc w:val="both"/>
+        <w:rPr/>
+      </w:pPr>
+      <w:r>
+        <w:rPr>
+          <w:rFonts w:ascii="Lora Medium" w:cs="Lora Medium" w:eastAsia="Lora Medium" w:hAnsi="Lora Medium"/>
+          <w:rtl w:val="0"/>
+        </w:rPr>
         <w:t xml:space="preserve">A contestação, apresentada em 12/05/2025 (ID 75506718 da origem), é expressa:</w:t>
       </w:r>
     </w:p>
@@ -1387,6 +1402,21 @@
           <w:rtl w:val="0"/>
         </w:rPr>
         <w:t xml:space="preserve">Há mais. Em 12/05/2025, na contestação, o banco afirmou que todos os valores descontados “já foram devidamente restituídos”. Pelo seu próprio demonstrativo, porém, as 31 parcelas do contrato nº 365738167-3 só foram estornadas em 18/06/2025, mais de um mês depois. O banco afirmou em juízo uma restituição que, para esse contrato, sequer tinha sido lançada.</w:t>
+      </w:r>
+    </w:p>
+    <w:p>
+      <w:pPr>
+        <w:spacing w:after="60" w:line="360" w:lineRule="auto"/>
+        <w:ind w:firstLine="850"/>
+        <w:jc w:val="both"/>
+        <w:rPr/>
+      </w:pPr>
+      <w:r>
+        <w:rPr>
+          <w:rFonts w:ascii="Lora Medium" w:cs="Lora Medium" w:eastAsia="Lora Medium" w:hAnsi="Lora Medium"/>
+          <w:rtl w:val="0"/>
+        </w:rPr>
+        <w:t xml:space="preserve">Pior ainda. Depois de afirmar ao Juízo, em 12/05/2025, que já havia restituído tudo, o banco continuou descontando do benefício da autora. O próprio demonstrativo registra o desconto da 31ª parcela do contrato nº 365738167-3 em 09/06/2025, quase um mês depois da contestação. Enquanto dizia em juízo que nada mais era devido, o banco seguia retendo parte da única renda de uma idosa em tratamento contra o câncer.</w:t>
       </w:r>
     </w:p>
     <w:p>
